--- a/C64 Keyboard with Hot Swap Sockets/Rev. 2/Text/225_cover_sheet.docx
+++ b/C64 Keyboard with Hot Swap Sockets/Rev. 2/Text/225_cover_sheet.docx
@@ -304,6 +304,85 @@
           <w:lang w:val="en-US"/>
         </w:rPr>
         <w:t>6</w:t>
+      </w:r>
+    </w:p>
+    <w:p>
+      <w:pPr>
+        <w:jc w:val="center"/>
+        <w:rPr>
+          <w:sz w:val="36"/>
+          <w:szCs w:val="36"/>
+          <w:lang w:val="en-US"/>
+        </w:rPr>
+      </w:pPr>
+    </w:p>
+    <w:p>
+      <w:pPr>
+        <w:jc w:val="center"/>
+        <w:rPr>
+          <w:sz w:val="36"/>
+          <w:szCs w:val="36"/>
+          <w:lang w:val="en-US"/>
+        </w:rPr>
+      </w:pPr>
+    </w:p>
+    <w:p>
+      <w:pPr>
+        <w:jc w:val="center"/>
+        <w:rPr>
+          <w:sz w:val="36"/>
+          <w:szCs w:val="36"/>
+          <w:lang w:val="en-US"/>
+        </w:rPr>
+      </w:pPr>
+      <w:r>
+        <w:rPr>
+          <w:noProof/>
+          <w:sz w:val="36"/>
+          <w:szCs w:val="36"/>
+          <w:lang w:val="en-US"/>
+        </w:rPr>
+        <w:drawing>
+          <wp:inline distT="0" distB="0" distL="0" distR="0" wp14:anchorId="185FAD5D" wp14:editId="58FDC019">
+            <wp:extent cx="5760720" cy="2211070"/>
+            <wp:effectExtent l="0" t="0" r="0" b="0"/>
+            <wp:docPr id="682001732" name="Grafik 1"/>
+            <wp:cNvGraphicFramePr>
+              <a:graphicFrameLocks xmlns:a="http://schemas.openxmlformats.org/drawingml/2006/main" noChangeAspect="1"/>
+            </wp:cNvGraphicFramePr>
+            <a:graphic xmlns:a="http://schemas.openxmlformats.org/drawingml/2006/main">
+              <a:graphicData uri="http://schemas.openxmlformats.org/drawingml/2006/picture">
+                <pic:pic xmlns:pic="http://schemas.openxmlformats.org/drawingml/2006/picture">
+                  <pic:nvPicPr>
+                    <pic:cNvPr id="682001732" name="Grafik 682001732"/>
+                    <pic:cNvPicPr/>
+                  </pic:nvPicPr>
+                  <pic:blipFill>
+                    <a:blip r:embed="rId5" cstate="print">
+                      <a:extLst>
+                        <a:ext uri="{28A0092B-C50C-407E-A947-70E740481C1C}">
+                          <a14:useLocalDpi xmlns:a14="http://schemas.microsoft.com/office/drawing/2010/main" val="0"/>
+                        </a:ext>
+                      </a:extLst>
+                    </a:blip>
+                    <a:stretch>
+                      <a:fillRect/>
+                    </a:stretch>
+                  </pic:blipFill>
+                  <pic:spPr>
+                    <a:xfrm>
+                      <a:off x="0" y="0"/>
+                      <a:ext cx="5760720" cy="2211070"/>
+                    </a:xfrm>
+                    <a:prstGeom prst="rect">
+                      <a:avLst/>
+                    </a:prstGeom>
+                  </pic:spPr>
+                </pic:pic>
+              </a:graphicData>
+            </a:graphic>
+          </wp:inline>
+        </w:drawing>
       </w:r>
     </w:p>
     <w:sectPr>
@@ -872,6 +951,7 @@
     <w:rsidRoot w:val="00DB51FE"/>
     <w:rsid w:val="001F160E"/>
     <w:rsid w:val="0022337F"/>
+    <w:rsid w:val="00247143"/>
     <w:rsid w:val="00DB51FE"/>
   </w:rsids>
   <m:mathPr>
